--- a/public/templates/payment-voucher.docx
+++ b/public/templates/payment-voucher.docx
@@ -289,7 +289,29 @@
           <w:szCs w:val="24"/>
           <w:shd w:val="clear" w:color="auto" w:fill="F7F4ED"/>
         </w:rPr>
-        <w:t xml:space="preserve"> {{requested_to}}</w:t>
+        <w:t xml:space="preserve"> {{</w:t>
+      </w:r>
+      <w:proofErr w:type="spellStart"/>
+      <w:r>
+        <w:rPr>
+          <w:rFonts w:ascii="Courier New" w:hAnsi="Courier New" w:cs="Courier New"/>
+          <w:color w:val="3F3F46"/>
+          <w:sz w:val="24"/>
+          <w:szCs w:val="24"/>
+          <w:shd w:val="clear" w:color="auto" w:fill="F7F4ED"/>
+        </w:rPr>
+        <w:t>requested_to</w:t>
+      </w:r>
+      <w:proofErr w:type="spellEnd"/>
+      <w:r>
+        <w:rPr>
+          <w:rFonts w:ascii="Courier New" w:hAnsi="Courier New" w:cs="Courier New"/>
+          <w:color w:val="3F3F46"/>
+          <w:sz w:val="24"/>
+          <w:szCs w:val="24"/>
+          <w:shd w:val="clear" w:color="auto" w:fill="F7F4ED"/>
+        </w:rPr>
+        <w:t>}}</w:t>
       </w:r>
     </w:p>
     <w:tbl>
@@ -520,7 +542,29 @@
                 <w:szCs w:val="18"/>
                 <w:shd w:val="clear" w:color="auto" w:fill="F7F4ED"/>
               </w:rPr>
-              <w:t>{{amount_fils}}</w:t>
+              <w:t>{{</w:t>
+            </w:r>
+            <w:proofErr w:type="spellStart"/>
+            <w:r>
+              <w:rPr>
+                <w:rFonts w:ascii="Courier New" w:hAnsi="Courier New" w:cs="Courier New"/>
+                <w:color w:val="3F3F46"/>
+                <w:sz w:val="18"/>
+                <w:szCs w:val="18"/>
+                <w:shd w:val="clear" w:color="auto" w:fill="F7F4ED"/>
+              </w:rPr>
+              <w:t>amount_fils</w:t>
+            </w:r>
+            <w:proofErr w:type="spellEnd"/>
+            <w:r>
+              <w:rPr>
+                <w:rFonts w:ascii="Courier New" w:hAnsi="Courier New" w:cs="Courier New"/>
+                <w:color w:val="3F3F46"/>
+                <w:sz w:val="18"/>
+                <w:szCs w:val="18"/>
+                <w:shd w:val="clear" w:color="auto" w:fill="F7F4ED"/>
+              </w:rPr>
+              <w:t>}}</w:t>
             </w:r>
           </w:p>
         </w:tc>
@@ -548,7 +592,29 @@
                 <w:szCs w:val="18"/>
                 <w:shd w:val="clear" w:color="auto" w:fill="F7F4ED"/>
               </w:rPr>
-              <w:t>{{amount_dinars}}</w:t>
+              <w:t>{{</w:t>
+            </w:r>
+            <w:proofErr w:type="spellStart"/>
+            <w:r>
+              <w:rPr>
+                <w:rFonts w:ascii="Courier New" w:hAnsi="Courier New" w:cs="Courier New"/>
+                <w:color w:val="3F3F46"/>
+                <w:sz w:val="18"/>
+                <w:szCs w:val="18"/>
+                <w:shd w:val="clear" w:color="auto" w:fill="F7F4ED"/>
+              </w:rPr>
+              <w:t>amount_dinars</w:t>
+            </w:r>
+            <w:proofErr w:type="spellEnd"/>
+            <w:r>
+              <w:rPr>
+                <w:rFonts w:ascii="Courier New" w:hAnsi="Courier New" w:cs="Courier New"/>
+                <w:color w:val="3F3F46"/>
+                <w:sz w:val="18"/>
+                <w:szCs w:val="18"/>
+                <w:shd w:val="clear" w:color="auto" w:fill="F7F4ED"/>
+              </w:rPr>
+              <w:t>}}</w:t>
             </w:r>
           </w:p>
         </w:tc>
@@ -846,7 +912,29 @@
                 <w:szCs w:val="18"/>
                 <w:shd w:val="clear" w:color="auto" w:fill="F7F4ED"/>
               </w:rPr>
-              <w:t>{{amount_fils}}</w:t>
+              <w:t>{{</w:t>
+            </w:r>
+            <w:proofErr w:type="spellStart"/>
+            <w:r>
+              <w:rPr>
+                <w:rFonts w:ascii="Courier New" w:hAnsi="Courier New" w:cs="Courier New"/>
+                <w:color w:val="3F3F46"/>
+                <w:sz w:val="18"/>
+                <w:szCs w:val="18"/>
+                <w:shd w:val="clear" w:color="auto" w:fill="F7F4ED"/>
+              </w:rPr>
+              <w:t>amount_fils</w:t>
+            </w:r>
+            <w:proofErr w:type="spellEnd"/>
+            <w:r>
+              <w:rPr>
+                <w:rFonts w:ascii="Courier New" w:hAnsi="Courier New" w:cs="Courier New"/>
+                <w:color w:val="3F3F46"/>
+                <w:sz w:val="18"/>
+                <w:szCs w:val="18"/>
+                <w:shd w:val="clear" w:color="auto" w:fill="F7F4ED"/>
+              </w:rPr>
+              <w:t>}}</w:t>
             </w:r>
           </w:p>
         </w:tc>
@@ -874,7 +962,29 @@
                 <w:szCs w:val="18"/>
                 <w:shd w:val="clear" w:color="auto" w:fill="F7F4ED"/>
               </w:rPr>
-              <w:t>{{amount_dinars}}</w:t>
+              <w:t>{{</w:t>
+            </w:r>
+            <w:proofErr w:type="spellStart"/>
+            <w:r>
+              <w:rPr>
+                <w:rFonts w:ascii="Courier New" w:hAnsi="Courier New" w:cs="Courier New"/>
+                <w:color w:val="3F3F46"/>
+                <w:sz w:val="18"/>
+                <w:szCs w:val="18"/>
+                <w:shd w:val="clear" w:color="auto" w:fill="F7F4ED"/>
+              </w:rPr>
+              <w:t>amount_dinars</w:t>
+            </w:r>
+            <w:proofErr w:type="spellEnd"/>
+            <w:r>
+              <w:rPr>
+                <w:rFonts w:ascii="Courier New" w:hAnsi="Courier New" w:cs="Courier New"/>
+                <w:color w:val="3F3F46"/>
+                <w:sz w:val="18"/>
+                <w:szCs w:val="18"/>
+                <w:shd w:val="clear" w:color="auto" w:fill="F7F4ED"/>
+              </w:rPr>
+              <w:t>}}</w:t>
             </w:r>
           </w:p>
         </w:tc>
@@ -999,186 +1109,484 @@
                 <w:szCs w:val="24"/>
                 <w:rtl/>
               </w:rPr>
-              <w:t xml:space="preserve">    عضو لجنة التبرعات                               عضو لجنة التبرعات                         مدير المدرسة</w:t>
-            </w:r>
-          </w:p>
-          <w:p>
-            <w:pPr>
-              <w:spacing w:after="0" w:line="240" w:lineRule="auto"/>
-              <w:rPr>
-                <w:b/>
-                <w:bCs/>
-                <w:sz w:val="24"/>
-                <w:szCs w:val="24"/>
-                <w:rtl/>
-              </w:rPr>
-            </w:pPr>
-            <w:r>
-              <w:rPr>
-                <w:rFonts w:hint="cs"/>
-                <w:b/>
-                <w:bCs/>
-                <w:sz w:val="24"/>
-                <w:szCs w:val="24"/>
-                <w:rtl/>
-              </w:rPr>
-              <w:t>الأسم:</w:t>
-            </w:r>
-            <w:r>
-              <w:rPr>
-                <w:rFonts w:ascii="Courier New" w:hAnsi="Courier New" w:cs="Courier New"/>
-                <w:color w:val="3F3F46"/>
-                <w:sz w:val="24"/>
-                <w:szCs w:val="24"/>
-                <w:shd w:val="clear" w:color="auto" w:fill="F7F4ED"/>
-              </w:rPr>
-              <w:t xml:space="preserve"> {{member1_name}</w:t>
-            </w:r>
-            <w:r>
-              <w:rPr>
-                <w:rFonts w:ascii="Courier New" w:hAnsi="Courier New" w:cs="Courier New"/>
-                <w:color w:val="3F3F46"/>
-                <w:sz w:val="24"/>
-                <w:szCs w:val="24"/>
-                <w:shd w:val="clear" w:color="auto" w:fill="F7F4ED"/>
-              </w:rPr>
-              <w:t>}</w:t>
-            </w:r>
-            <w:r>
-              <w:rPr>
-                <w:rFonts w:hint="cs"/>
-                <w:b/>
-                <w:bCs/>
-                <w:sz w:val="24"/>
-                <w:szCs w:val="24"/>
-                <w:rtl/>
-              </w:rPr>
-              <w:t xml:space="preserve">       </w:t>
-            </w:r>
-            <w:r>
-              <w:rPr>
-                <w:rFonts w:hint="cs"/>
-                <w:b/>
-                <w:bCs/>
-                <w:sz w:val="24"/>
-                <w:szCs w:val="24"/>
-                <w:rtl/>
-              </w:rPr>
-              <w:t xml:space="preserve">   </w:t>
-            </w:r>
-            <w:r>
-              <w:rPr>
-                <w:rFonts w:hint="cs"/>
-                <w:b/>
-                <w:bCs/>
-                <w:sz w:val="24"/>
-                <w:szCs w:val="24"/>
-                <w:rtl/>
-              </w:rPr>
-              <w:t xml:space="preserve">    الأسم:</w:t>
-            </w:r>
-            <w:r>
-              <w:rPr>
-                <w:rFonts w:ascii="Courier New" w:hAnsi="Courier New" w:cs="Courier New"/>
-                <w:color w:val="3F3F46"/>
-                <w:sz w:val="24"/>
-                <w:szCs w:val="24"/>
-                <w:shd w:val="clear" w:color="auto" w:fill="F7F4ED"/>
-              </w:rPr>
-              <w:t xml:space="preserve"> {{member2_name}}</w:t>
-            </w:r>
-            <w:r>
-              <w:rPr>
-                <w:rFonts w:hint="cs"/>
-                <w:b/>
-                <w:bCs/>
-                <w:sz w:val="24"/>
-                <w:szCs w:val="24"/>
-                <w:rtl/>
-              </w:rPr>
-              <w:t xml:space="preserve">     الأسم:</w:t>
-            </w:r>
-            <w:r>
-              <w:rPr>
-                <w:rFonts w:hint="cs"/>
-                <w:b/>
-                <w:bCs/>
-                <w:sz w:val="24"/>
-                <w:szCs w:val="24"/>
-                <w:rtl/>
-              </w:rPr>
-              <w:t xml:space="preserve"> مروان الجداية</w:t>
-            </w:r>
-          </w:p>
-          <w:p>
-            <w:pPr>
-              <w:spacing w:after="0" w:line="240" w:lineRule="auto"/>
-              <w:rPr>
-                <w:b/>
-                <w:bCs/>
-                <w:sz w:val="24"/>
-                <w:szCs w:val="24"/>
-                <w:rtl/>
-              </w:rPr>
-            </w:pPr>
-          </w:p>
-          <w:p>
-            <w:pPr>
-              <w:spacing w:after="0" w:line="240" w:lineRule="auto"/>
-              <w:rPr>
-                <w:b/>
-                <w:bCs/>
-                <w:sz w:val="24"/>
-                <w:szCs w:val="24"/>
-                <w:rtl/>
-              </w:rPr>
-            </w:pPr>
-            <w:r>
-              <w:rPr>
-                <w:rFonts w:hint="cs"/>
-                <w:b/>
-                <w:bCs/>
-                <w:sz w:val="24"/>
-                <w:szCs w:val="24"/>
-                <w:rtl/>
-              </w:rPr>
-              <w:t>التوقيع:......................                        التوقيع:.......................                التوقيع:........................</w:t>
-            </w:r>
-          </w:p>
-          <w:p>
-            <w:pPr>
-              <w:spacing w:after="0" w:line="240" w:lineRule="auto"/>
-              <w:rPr>
-                <w:b/>
-                <w:bCs/>
-                <w:sz w:val="24"/>
-                <w:szCs w:val="24"/>
-                <w:rtl/>
-              </w:rPr>
-            </w:pPr>
-          </w:p>
-          <w:p>
-            <w:pPr>
-              <w:spacing w:after="0" w:line="240" w:lineRule="auto"/>
-              <w:rPr>
-                <w:b/>
-                <w:bCs/>
-                <w:sz w:val="24"/>
-                <w:szCs w:val="24"/>
-                <w:rtl/>
-              </w:rPr>
-            </w:pPr>
-            <w:r>
-              <w:rPr>
-                <w:rFonts w:hint="cs"/>
-                <w:b/>
-                <w:bCs/>
-                <w:sz w:val="24"/>
-                <w:szCs w:val="24"/>
-                <w:rtl/>
-              </w:rPr>
-              <w:t>التاريخ:......................                       التاريخ:........................               التاريخ:.........................</w:t>
-            </w:r>
+              <w:t xml:space="preserve">    </w:t>
+            </w:r>
+          </w:p>
+          <w:tbl>
+            <w:tblPr>
+              <w:tblStyle w:val="TableGrid"/>
+              <w:bidiVisual/>
+              <w:tblW w:w="0" w:type="auto"/>
+              <w:tblLook w:val="04A0" w:firstRow="1" w:lastRow="0" w:firstColumn="1" w:lastColumn="0" w:noHBand="0" w:noVBand="1"/>
+            </w:tblPr>
+            <w:tblGrid>
+              <w:gridCol w:w="3555"/>
+              <w:gridCol w:w="3300"/>
+              <w:gridCol w:w="4501"/>
+            </w:tblGrid>
+            <w:tr>
+              <w:tc>
+                <w:tcPr>
+                  <w:tcW w:w="3555" w:type="dxa"/>
+                </w:tcPr>
+                <w:p>
+                  <w:pPr>
+                    <w:spacing w:after="0" w:line="240" w:lineRule="auto"/>
+                    <w:rPr>
+                      <w:b/>
+                      <w:bCs/>
+                      <w:sz w:val="24"/>
+                      <w:szCs w:val="24"/>
+                      <w:rtl/>
+                    </w:rPr>
+                  </w:pPr>
+                  <w:r>
+                    <w:rPr>
+                      <w:rFonts w:hint="cs"/>
+                      <w:b/>
+                      <w:bCs/>
+                      <w:sz w:val="24"/>
+                      <w:szCs w:val="24"/>
+                      <w:rtl/>
+                    </w:rPr>
+                    <w:t>عضو لجنة التبرعات</w:t>
+                  </w:r>
+                </w:p>
+              </w:tc>
+              <w:tc>
+                <w:tcPr>
+                  <w:tcW w:w="3300" w:type="dxa"/>
+                </w:tcPr>
+                <w:p>
+                  <w:pPr>
+                    <w:spacing w:after="0" w:line="240" w:lineRule="auto"/>
+                    <w:rPr>
+                      <w:b/>
+                      <w:bCs/>
+                      <w:sz w:val="24"/>
+                      <w:szCs w:val="24"/>
+                      <w:rtl/>
+                    </w:rPr>
+                  </w:pPr>
+                  <w:r>
+                    <w:rPr>
+                      <w:rFonts w:hint="cs"/>
+                      <w:b/>
+                      <w:bCs/>
+                      <w:sz w:val="24"/>
+                      <w:szCs w:val="24"/>
+                      <w:rtl/>
+                    </w:rPr>
+                    <w:t>عضو لجنة التبرعات</w:t>
+                  </w:r>
+                </w:p>
+              </w:tc>
+              <w:tc>
+                <w:tcPr>
+                  <w:tcW w:w="4501" w:type="dxa"/>
+                </w:tcPr>
+                <w:p>
+                  <w:pPr>
+                    <w:spacing w:after="0" w:line="240" w:lineRule="auto"/>
+                    <w:rPr>
+                      <w:b/>
+                      <w:bCs/>
+                      <w:sz w:val="24"/>
+                      <w:szCs w:val="24"/>
+                      <w:rtl/>
+                    </w:rPr>
+                  </w:pPr>
+                  <w:r>
+                    <w:rPr>
+                      <w:rFonts w:hint="cs"/>
+                      <w:b/>
+                      <w:bCs/>
+                      <w:sz w:val="24"/>
+                      <w:szCs w:val="24"/>
+                      <w:rtl/>
+                    </w:rPr>
+                    <w:t>مدير المدرسة</w:t>
+                  </w:r>
+                </w:p>
+              </w:tc>
+            </w:tr>
+            <w:tr>
+              <w:tc>
+                <w:tcPr>
+                  <w:tcW w:w="3555" w:type="dxa"/>
+                </w:tcPr>
+                <w:p>
+                  <w:pPr>
+                    <w:spacing w:after="0" w:line="240" w:lineRule="auto"/>
+                    <w:rPr>
+                      <w:rFonts w:ascii="Courier New" w:hAnsi="Courier New" w:cs="Courier New"/>
+                      <w:color w:val="3F3F46"/>
+                      <w:sz w:val="24"/>
+                      <w:szCs w:val="24"/>
+                      <w:shd w:val="clear" w:color="auto" w:fill="F7F4ED"/>
+                    </w:rPr>
+                  </w:pPr>
+                  <w:r>
+                    <w:rPr>
+                      <w:rFonts w:hint="cs"/>
+                      <w:b/>
+                      <w:bCs/>
+                      <w:sz w:val="24"/>
+                      <w:szCs w:val="24"/>
+                      <w:rtl/>
+                    </w:rPr>
+                    <w:t>الأسم:</w:t>
+                  </w:r>
+                  <w:r>
+                    <w:rPr>
+                      <w:rFonts w:ascii="Courier New" w:hAnsi="Courier New" w:cs="Courier New"/>
+                      <w:color w:val="3F3F46"/>
+                      <w:sz w:val="24"/>
+                      <w:szCs w:val="24"/>
+                      <w:shd w:val="clear" w:color="auto" w:fill="F7F4ED"/>
+                    </w:rPr>
+                    <w:t xml:space="preserve"> {{member1_name}}</w:t>
+                  </w:r>
+                </w:p>
+                <w:p>
+                  <w:pPr>
+                    <w:spacing w:after="0" w:line="240" w:lineRule="auto"/>
+                    <w:rPr>
+                      <w:b/>
+                      <w:bCs/>
+                      <w:sz w:val="24"/>
+                      <w:szCs w:val="24"/>
+                      <w:rtl/>
+                    </w:rPr>
+                  </w:pPr>
+                </w:p>
+              </w:tc>
+              <w:tc>
+                <w:tcPr>
+                  <w:tcW w:w="3300" w:type="dxa"/>
+                </w:tcPr>
+                <w:p>
+                  <w:pPr>
+                    <w:spacing w:after="0" w:line="240" w:lineRule="auto"/>
+                    <w:rPr>
+                      <w:rFonts w:ascii="Courier New" w:hAnsi="Courier New" w:cs="Courier New"/>
+                      <w:color w:val="3F3F46"/>
+                      <w:sz w:val="24"/>
+                      <w:szCs w:val="24"/>
+                      <w:shd w:val="clear" w:color="auto" w:fill="F7F4ED"/>
+                    </w:rPr>
+                  </w:pPr>
+                  <w:r>
+                    <w:rPr>
+                      <w:rFonts w:hint="cs"/>
+                      <w:b/>
+                      <w:bCs/>
+                      <w:sz w:val="24"/>
+                      <w:szCs w:val="24"/>
+                      <w:rtl/>
+                    </w:rPr>
+                    <w:t>الأسم:</w:t>
+                  </w:r>
+                  <w:r>
+                    <w:rPr>
+                      <w:rFonts w:ascii="Courier New" w:hAnsi="Courier New" w:cs="Courier New"/>
+                      <w:color w:val="3F3F46"/>
+                      <w:sz w:val="24"/>
+                      <w:szCs w:val="24"/>
+                      <w:shd w:val="clear" w:color="auto" w:fill="F7F4ED"/>
+                    </w:rPr>
+                    <w:t xml:space="preserve"> </w:t>
+                  </w:r>
+                  <w:r>
+                    <w:rPr>
+                      <w:rFonts w:ascii="Courier New" w:hAnsi="Courier New" w:cs="Courier New"/>
+                      <w:color w:val="3F3F46"/>
+                      <w:sz w:val="24"/>
+                      <w:szCs w:val="24"/>
+                      <w:shd w:val="clear" w:color="auto" w:fill="F7F4ED"/>
+                    </w:rPr>
+                    <w:t>{{member2_name}}</w:t>
+                  </w:r>
+                  <w:r>
+                    <w:rPr>
+                      <w:rFonts w:hint="cs"/>
+                      <w:b/>
+                      <w:bCs/>
+                      <w:sz w:val="24"/>
+                      <w:szCs w:val="24"/>
+                      <w:rtl/>
+                    </w:rPr>
+                    <w:t xml:space="preserve">     </w:t>
+                  </w:r>
+                </w:p>
+                <w:p>
+                  <w:pPr>
+                    <w:spacing w:after="0" w:line="240" w:lineRule="auto"/>
+                    <w:rPr>
+                      <w:b/>
+                      <w:bCs/>
+                      <w:sz w:val="24"/>
+                      <w:szCs w:val="24"/>
+                      <w:rtl/>
+                    </w:rPr>
+                  </w:pPr>
+                </w:p>
+              </w:tc>
+              <w:tc>
+                <w:tcPr>
+                  <w:tcW w:w="4501" w:type="dxa"/>
+                </w:tcPr>
+                <w:p>
+                  <w:pPr>
+                    <w:spacing w:after="0" w:line="240" w:lineRule="auto"/>
+                    <w:rPr>
+                      <w:b/>
+                      <w:bCs/>
+                      <w:sz w:val="24"/>
+                      <w:szCs w:val="24"/>
+                      <w:rtl/>
+                    </w:rPr>
+                  </w:pPr>
+                  <w:r>
+                    <w:rPr>
+                      <w:rFonts w:hint="cs"/>
+                      <w:b/>
+                      <w:bCs/>
+                      <w:sz w:val="24"/>
+                      <w:szCs w:val="24"/>
+                      <w:rtl/>
+                    </w:rPr>
+                    <w:t>الأسم:</w:t>
+                  </w:r>
+                  <w:r>
+                    <w:rPr>
+                      <w:rFonts w:ascii="Courier New" w:hAnsi="Courier New" w:cs="Courier New"/>
+                      <w:color w:val="3F3F46"/>
+                      <w:sz w:val="24"/>
+                      <w:szCs w:val="24"/>
+                      <w:shd w:val="clear" w:color="auto" w:fill="F7F4ED"/>
+                    </w:rPr>
+                    <w:t xml:space="preserve"> </w:t>
+                  </w:r>
+                  <w:r>
+                    <w:rPr>
+                      <w:rFonts w:ascii="Courier New" w:hAnsi="Courier New" w:cs="Courier New"/>
+                      <w:color w:val="3F3F46"/>
+                      <w:sz w:val="24"/>
+                      <w:szCs w:val="24"/>
+                      <w:shd w:val="clear" w:color="auto" w:fill="F7F4ED"/>
+                    </w:rPr>
+                    <w:t>{{</w:t>
+                  </w:r>
+                  <w:proofErr w:type="spellStart"/>
+                  <w:r>
+                    <w:rPr>
+                      <w:rFonts w:ascii="Courier New" w:hAnsi="Courier New" w:cs="Courier New"/>
+                      <w:color w:val="3F3F46"/>
+                      <w:sz w:val="24"/>
+                      <w:szCs w:val="24"/>
+                      <w:shd w:val="clear" w:color="auto" w:fill="F7F4ED"/>
+                    </w:rPr>
+                    <w:t>director_name</w:t>
+                  </w:r>
+                  <w:proofErr w:type="spellEnd"/>
+                  <w:r>
+                    <w:rPr>
+                      <w:rFonts w:ascii="Courier New" w:hAnsi="Courier New" w:cs="Courier New"/>
+                      <w:color w:val="3F3F46"/>
+                      <w:sz w:val="24"/>
+                      <w:szCs w:val="24"/>
+                      <w:shd w:val="clear" w:color="auto" w:fill="F7F4ED"/>
+                    </w:rPr>
+                    <w:t>}}</w:t>
+                  </w:r>
+                </w:p>
+              </w:tc>
+            </w:tr>
+            <w:tr>
+              <w:tc>
+                <w:tcPr>
+                  <w:tcW w:w="3555" w:type="dxa"/>
+                </w:tcPr>
+                <w:p>
+                  <w:pPr>
+                    <w:spacing w:after="0" w:line="240" w:lineRule="auto"/>
+                    <w:rPr>
+                      <w:b/>
+                      <w:bCs/>
+                      <w:sz w:val="24"/>
+                      <w:szCs w:val="24"/>
+                      <w:rtl/>
+                    </w:rPr>
+                  </w:pPr>
+                  <w:r>
+                    <w:rPr>
+                      <w:rFonts w:hint="cs"/>
+                      <w:b/>
+                      <w:bCs/>
+                      <w:sz w:val="24"/>
+                      <w:szCs w:val="24"/>
+                      <w:rtl/>
+                    </w:rPr>
+                    <w:t>التوقيع:......................</w:t>
+                  </w:r>
+                </w:p>
+              </w:tc>
+              <w:tc>
+                <w:tcPr>
+                  <w:tcW w:w="3300" w:type="dxa"/>
+                </w:tcPr>
+                <w:p>
+                  <w:pPr>
+                    <w:spacing w:after="0" w:line="240" w:lineRule="auto"/>
+                    <w:rPr>
+                      <w:b/>
+                      <w:bCs/>
+                      <w:sz w:val="24"/>
+                      <w:szCs w:val="24"/>
+                      <w:rtl/>
+                    </w:rPr>
+                  </w:pPr>
+                  <w:r>
+                    <w:rPr>
+                      <w:rFonts w:hint="cs"/>
+                      <w:b/>
+                      <w:bCs/>
+                      <w:sz w:val="24"/>
+                      <w:szCs w:val="24"/>
+                      <w:rtl/>
+                    </w:rPr>
+                    <w:t>التوقيع:.......................</w:t>
+                  </w:r>
+                </w:p>
+              </w:tc>
+              <w:tc>
+                <w:tcPr>
+                  <w:tcW w:w="4501" w:type="dxa"/>
+                </w:tcPr>
+                <w:p>
+                  <w:pPr>
+                    <w:spacing w:after="0" w:line="240" w:lineRule="auto"/>
+                    <w:rPr>
+                      <w:b/>
+                      <w:bCs/>
+                      <w:sz w:val="24"/>
+                      <w:szCs w:val="24"/>
+                      <w:rtl/>
+                    </w:rPr>
+                  </w:pPr>
+                  <w:r>
+                    <w:rPr>
+                      <w:rFonts w:hint="cs"/>
+                      <w:b/>
+                      <w:bCs/>
+                      <w:sz w:val="24"/>
+                      <w:szCs w:val="24"/>
+                      <w:rtl/>
+                    </w:rPr>
+                    <w:t>التوقيع:........................</w:t>
+                  </w:r>
+                </w:p>
+              </w:tc>
+            </w:tr>
+            <w:tr>
+              <w:tc>
+                <w:tcPr>
+                  <w:tcW w:w="3555" w:type="dxa"/>
+                </w:tcPr>
+                <w:p>
+                  <w:pPr>
+                    <w:spacing w:after="0" w:line="240" w:lineRule="auto"/>
+                    <w:rPr>
+                      <w:b/>
+                      <w:bCs/>
+                      <w:sz w:val="24"/>
+                      <w:szCs w:val="24"/>
+                      <w:rtl/>
+                    </w:rPr>
+                  </w:pPr>
+                  <w:r>
+                    <w:rPr>
+                      <w:rFonts w:hint="cs"/>
+                      <w:b/>
+                      <w:bCs/>
+                      <w:sz w:val="24"/>
+                      <w:szCs w:val="24"/>
+                      <w:rtl/>
+                    </w:rPr>
+                    <w:t>التاريخ:......................</w:t>
+                  </w:r>
+                </w:p>
+              </w:tc>
+              <w:tc>
+                <w:tcPr>
+                  <w:tcW w:w="3300" w:type="dxa"/>
+                </w:tcPr>
+                <w:p>
+                  <w:pPr>
+                    <w:spacing w:after="0" w:line="240" w:lineRule="auto"/>
+                    <w:rPr>
+                      <w:b/>
+                      <w:bCs/>
+                      <w:sz w:val="24"/>
+                      <w:szCs w:val="24"/>
+                      <w:rtl/>
+                    </w:rPr>
+                  </w:pPr>
+                  <w:r>
+                    <w:rPr>
+                      <w:rFonts w:hint="cs"/>
+                      <w:b/>
+                      <w:bCs/>
+                      <w:sz w:val="24"/>
+                      <w:szCs w:val="24"/>
+                      <w:rtl/>
+                    </w:rPr>
+                    <w:t>التاريخ:........................</w:t>
+                  </w:r>
+                </w:p>
+              </w:tc>
+              <w:tc>
+                <w:tcPr>
+                  <w:tcW w:w="4501" w:type="dxa"/>
+                </w:tcPr>
+                <w:p>
+                  <w:pPr>
+                    <w:spacing w:after="0" w:line="240" w:lineRule="auto"/>
+                    <w:rPr>
+                      <w:b/>
+                      <w:bCs/>
+                      <w:sz w:val="24"/>
+                      <w:szCs w:val="24"/>
+                      <w:rtl/>
+                    </w:rPr>
+                  </w:pPr>
+                  <w:r>
+                    <w:rPr>
+                      <w:rFonts w:hint="cs"/>
+                      <w:b/>
+                      <w:bCs/>
+                      <w:sz w:val="24"/>
+                      <w:szCs w:val="24"/>
+                      <w:rtl/>
+                    </w:rPr>
+                    <w:t>التاريخ:.........................</w:t>
+                  </w:r>
+                </w:p>
+              </w:tc>
+            </w:tr>
+          </w:tbl>
+          <w:p>
+            <w:pPr>
+              <w:spacing w:after="0" w:line="240" w:lineRule="auto"/>
+              <w:rPr>
+                <w:b/>
+                <w:bCs/>
+                <w:sz w:val="24"/>
+                <w:szCs w:val="24"/>
+                <w:rtl/>
+              </w:rPr>
+            </w:pPr>
           </w:p>
         </w:tc>
       </w:tr>
@@ -1251,7 +1659,29 @@
                 <w:szCs w:val="18"/>
                 <w:shd w:val="clear" w:color="auto" w:fill="F7F4ED"/>
               </w:rPr>
-              <w:t>{{check_number}}</w:t>
+              <w:t>{{</w:t>
+            </w:r>
+            <w:proofErr w:type="spellStart"/>
+            <w:r>
+              <w:rPr>
+                <w:rFonts w:ascii="Courier New" w:hAnsi="Courier New" w:cs="Courier New"/>
+                <w:color w:val="3F3F46"/>
+                <w:sz w:val="18"/>
+                <w:szCs w:val="18"/>
+                <w:shd w:val="clear" w:color="auto" w:fill="F7F4ED"/>
+              </w:rPr>
+              <w:t>check_number</w:t>
+            </w:r>
+            <w:proofErr w:type="spellEnd"/>
+            <w:r>
+              <w:rPr>
+                <w:rFonts w:ascii="Courier New" w:hAnsi="Courier New" w:cs="Courier New"/>
+                <w:color w:val="3F3F46"/>
+                <w:sz w:val="18"/>
+                <w:szCs w:val="18"/>
+                <w:shd w:val="clear" w:color="auto" w:fill="F7F4ED"/>
+              </w:rPr>
+              <w:t>}}</w:t>
             </w:r>
             <w:r>
               <w:rPr>
